--- a/2026/day-09/day 09.docx
+++ b/2026/day-09/day 09.docx
@@ -261,6 +261,180 @@
                     <a:xfrm>
                       <a:off x="0" y="0"/>
                       <a:ext cx="2791215" cy="1581371"/>
+                    </a:xfrm>
+                    <a:prstGeom prst="rect">
+                      <a:avLst/>
+                    </a:prstGeom>
+                  </pic:spPr>
+                </pic:pic>
+              </a:graphicData>
+            </a:graphic>
+          </wp:inline>
+        </w:drawing>
+      </w:r>
+    </w:p>
+    <w:p/>
+    <w:p/>
+    <w:p/>
+    <w:p/>
+    <w:p/>
+    <w:p>
+      <w:r>
+        <w:lastRenderedPageBreak/>
+        <w:drawing>
+          <wp:inline distT="0" distB="0" distL="0" distR="0" wp14:anchorId="6E0F5198" wp14:editId="72CD3D6B">
+            <wp:extent cx="5731510" cy="3225165"/>
+            <wp:effectExtent l="0" t="0" r="2540" b="0"/>
+            <wp:docPr id="273417633" name="Picture 1"/>
+            <wp:cNvGraphicFramePr>
+              <a:graphicFrameLocks xmlns:a="http://schemas.openxmlformats.org/drawingml/2006/main" noChangeAspect="1"/>
+            </wp:cNvGraphicFramePr>
+            <a:graphic xmlns:a="http://schemas.openxmlformats.org/drawingml/2006/main">
+              <a:graphicData uri="http://schemas.openxmlformats.org/drawingml/2006/picture">
+                <pic:pic xmlns:pic="http://schemas.openxmlformats.org/drawingml/2006/picture">
+                  <pic:nvPicPr>
+                    <pic:cNvPr id="273417633" name=""/>
+                    <pic:cNvPicPr/>
+                  </pic:nvPicPr>
+                  <pic:blipFill>
+                    <a:blip r:embed="rId9"/>
+                    <a:stretch>
+                      <a:fillRect/>
+                    </a:stretch>
+                  </pic:blipFill>
+                  <pic:spPr>
+                    <a:xfrm>
+                      <a:off x="0" y="0"/>
+                      <a:ext cx="5731510" cy="3225165"/>
+                    </a:xfrm>
+                    <a:prstGeom prst="rect">
+                      <a:avLst/>
+                    </a:prstGeom>
+                  </pic:spPr>
+                </pic:pic>
+              </a:graphicData>
+            </a:graphic>
+          </wp:inline>
+        </w:drawing>
+      </w:r>
+    </w:p>
+    <w:p>
+      <w:r>
+        <w:t>Cat/etc/group</w:t>
+      </w:r>
+    </w:p>
+    <w:p>
+      <w:r>
+        <w:drawing>
+          <wp:inline distT="0" distB="0" distL="0" distR="0" wp14:anchorId="437ECE56" wp14:editId="72BE9241">
+            <wp:extent cx="4744112" cy="1276528"/>
+            <wp:effectExtent l="0" t="0" r="0" b="0"/>
+            <wp:docPr id="976150446" name="Picture 1"/>
+            <wp:cNvGraphicFramePr>
+              <a:graphicFrameLocks xmlns:a="http://schemas.openxmlformats.org/drawingml/2006/main" noChangeAspect="1"/>
+            </wp:cNvGraphicFramePr>
+            <a:graphic xmlns:a="http://schemas.openxmlformats.org/drawingml/2006/main">
+              <a:graphicData uri="http://schemas.openxmlformats.org/drawingml/2006/picture">
+                <pic:pic xmlns:pic="http://schemas.openxmlformats.org/drawingml/2006/picture">
+                  <pic:nvPicPr>
+                    <pic:cNvPr id="976150446" name=""/>
+                    <pic:cNvPicPr/>
+                  </pic:nvPicPr>
+                  <pic:blipFill>
+                    <a:blip r:embed="rId10"/>
+                    <a:stretch>
+                      <a:fillRect/>
+                    </a:stretch>
+                  </pic:blipFill>
+                  <pic:spPr>
+                    <a:xfrm>
+                      <a:off x="0" y="0"/>
+                      <a:ext cx="4744112" cy="1276528"/>
+                    </a:xfrm>
+                    <a:prstGeom prst="rect">
+                      <a:avLst/>
+                    </a:prstGeom>
+                  </pic:spPr>
+                </pic:pic>
+              </a:graphicData>
+            </a:graphic>
+          </wp:inline>
+        </w:drawing>
+      </w:r>
+    </w:p>
+    <w:p>
+      <w:r>
+        <w:t>Ls -l</w:t>
+      </w:r>
+      <w:r>
+        <w:br/>
+      </w:r>
+      <w:r>
+        <w:drawing>
+          <wp:inline distT="0" distB="0" distL="0" distR="0" wp14:anchorId="48EE9670" wp14:editId="49B9117F">
+            <wp:extent cx="5731510" cy="1168400"/>
+            <wp:effectExtent l="0" t="0" r="2540" b="0"/>
+            <wp:docPr id="847966011" name="Picture 1"/>
+            <wp:cNvGraphicFramePr>
+              <a:graphicFrameLocks xmlns:a="http://schemas.openxmlformats.org/drawingml/2006/main" noChangeAspect="1"/>
+            </wp:cNvGraphicFramePr>
+            <a:graphic xmlns:a="http://schemas.openxmlformats.org/drawingml/2006/main">
+              <a:graphicData uri="http://schemas.openxmlformats.org/drawingml/2006/picture">
+                <pic:pic xmlns:pic="http://schemas.openxmlformats.org/drawingml/2006/picture">
+                  <pic:nvPicPr>
+                    <pic:cNvPr id="847966011" name=""/>
+                    <pic:cNvPicPr/>
+                  </pic:nvPicPr>
+                  <pic:blipFill>
+                    <a:blip r:embed="rId11"/>
+                    <a:stretch>
+                      <a:fillRect/>
+                    </a:stretch>
+                  </pic:blipFill>
+                  <pic:spPr>
+                    <a:xfrm>
+                      <a:off x="0" y="0"/>
+                      <a:ext cx="5731510" cy="1168400"/>
+                    </a:xfrm>
+                    <a:prstGeom prst="rect">
+                      <a:avLst/>
+                    </a:prstGeom>
+                  </pic:spPr>
+                </pic:pic>
+              </a:graphicData>
+            </a:graphic>
+          </wp:inline>
+        </w:drawing>
+      </w:r>
+    </w:p>
+    <w:p/>
+    <w:p>
+      <w:r>
+        <w:drawing>
+          <wp:inline distT="0" distB="0" distL="0" distR="0" wp14:anchorId="35009EE6" wp14:editId="19FF9EA3">
+            <wp:extent cx="5731510" cy="961390"/>
+            <wp:effectExtent l="0" t="0" r="2540" b="0"/>
+            <wp:docPr id="1597583042" name="Picture 1"/>
+            <wp:cNvGraphicFramePr>
+              <a:graphicFrameLocks xmlns:a="http://schemas.openxmlformats.org/drawingml/2006/main" noChangeAspect="1"/>
+            </wp:cNvGraphicFramePr>
+            <a:graphic xmlns:a="http://schemas.openxmlformats.org/drawingml/2006/main">
+              <a:graphicData uri="http://schemas.openxmlformats.org/drawingml/2006/picture">
+                <pic:pic xmlns:pic="http://schemas.openxmlformats.org/drawingml/2006/picture">
+                  <pic:nvPicPr>
+                    <pic:cNvPr id="1597583042" name=""/>
+                    <pic:cNvPicPr/>
+                  </pic:nvPicPr>
+                  <pic:blipFill>
+                    <a:blip r:embed="rId12"/>
+                    <a:stretch>
+                      <a:fillRect/>
+                    </a:stretch>
+                  </pic:blipFill>
+                  <pic:spPr>
+                    <a:xfrm>
+                      <a:off x="0" y="0"/>
+                      <a:ext cx="5731510" cy="961390"/>
                     </a:xfrm>
                     <a:prstGeom prst="rect">
                       <a:avLst/>
